--- a/solicitudLaboratorio/analytica/Report/PrintMuestra.docx
+++ b/solicitudLaboratorio/analytica/Report/PrintMuestra.docx
@@ -1,6 +1,6 @@
 
 <file path=word/document.xml><?xml version="1.0" encoding="utf-8"?>
-<w:document xmlns:wpc="http://schemas.microsoft.com/office/word/2010/wordprocessingCanvas" xmlns:cx="http://schemas.microsoft.com/office/drawing/2014/chartex" xmlns:cx1="http://schemas.microsoft.com/office/drawing/2015/9/8/chartex" xmlns:cx2="http://schemas.microsoft.com/office/drawing/2015/10/21/chartex" xmlns:cx3="http://schemas.microsoft.com/office/drawing/2016/5/9/chartex" xmlns:cx4="http://schemas.microsoft.com/office/drawing/2016/5/10/chartex" xmlns:cx5="http://schemas.microsoft.com/office/drawing/2016/5/11/chartex" xmlns:cx6="http://schemas.microsoft.com/office/drawing/2016/5/12/chartex" xmlns:cx7="http://schemas.microsoft.com/office/drawing/2016/5/13/chartex" xmlns:cx8="http://schemas.microsoft.com/office/drawing/2016/5/14/chartex" xmlns:mc="http://schemas.openxmlformats.org/markup-compatibility/2006" xmlns:aink="http://schemas.microsoft.com/office/drawing/2016/ink" xmlns:am3d="http://schemas.microsoft.com/office/drawing/2017/model3d" xmlns:o="urn:schemas-microsoft-com:office:office" xmlns:oel="http://schemas.microsoft.com/office/2019/extlst" xmlns:r="http://schemas.openxmlformats.org/officeDocument/2006/relationships" xmlns:m="http://schemas.openxmlformats.org/officeDocument/2006/math" xmlns:v="urn:schemas-microsoft-com:vml" xmlns:wp14="http://schemas.microsoft.com/office/word/2010/wordprocessingDrawing" xmlns:wp="http://schemas.openxmlformats.org/drawingml/2006/wordprocessingDrawing" xmlns:w10="urn:schemas-microsoft-com:office:word" xmlns:w="http://schemas.openxmlformats.org/wordprocessingml/2006/main" xmlns:w14="http://schemas.microsoft.com/office/word/2010/wordml" xmlns:w15="http://schemas.microsoft.com/office/word/2012/wordml" xmlns:w16cex="http://schemas.microsoft.com/office/word/2018/wordml/cex" xmlns:w16cid="http://schemas.microsoft.com/office/word/2016/wordml/cid" xmlns:w16="http://schemas.microsoft.com/office/word/2018/wordml" xmlns:w16du="http://schemas.microsoft.com/office/word/2023/wordml/word16du" xmlns:w16sdtdh="http://schemas.microsoft.com/office/word/2020/wordml/sdtdatahash" xmlns:w16se="http://schemas.microsoft.com/office/word/2015/wordml/symex" xmlns:wpg="http://schemas.microsoft.com/office/word/2010/wordprocessingGroup" xmlns:wpi="http://schemas.microsoft.com/office/word/2010/wordprocessingInk" xmlns:wne="http://schemas.microsoft.com/office/word/2006/wordml" xmlns:wps="http://schemas.microsoft.com/office/word/2010/wordprocessingShape" mc:Ignorable="w14 w15 w16se w16cid w16 w16cex w16sdtdh w16du wp14">
+<w:document xmlns:wpc="http://schemas.microsoft.com/office/word/2010/wordprocessingCanvas" xmlns:cx="http://schemas.microsoft.com/office/drawing/2014/chartex" xmlns:cx1="http://schemas.microsoft.com/office/drawing/2015/9/8/chartex" xmlns:cx2="http://schemas.microsoft.com/office/drawing/2015/10/21/chartex" xmlns:cx3="http://schemas.microsoft.com/office/drawing/2016/5/9/chartex" xmlns:cx4="http://schemas.microsoft.com/office/drawing/2016/5/10/chartex" xmlns:cx5="http://schemas.microsoft.com/office/drawing/2016/5/11/chartex" xmlns:cx6="http://schemas.microsoft.com/office/drawing/2016/5/12/chartex" xmlns:cx7="http://schemas.microsoft.com/office/drawing/2016/5/13/chartex" xmlns:cx8="http://schemas.microsoft.com/office/drawing/2016/5/14/chartex" xmlns:mc="http://schemas.openxmlformats.org/markup-compatibility/2006" xmlns:aink="http://schemas.microsoft.com/office/drawing/2016/ink" xmlns:am3d="http://schemas.microsoft.com/office/drawing/2017/model3d" xmlns:o="urn:schemas-microsoft-com:office:office" xmlns:oel="http://schemas.microsoft.com/office/2019/extlst" xmlns:r="http://schemas.openxmlformats.org/officeDocument/2006/relationships" xmlns:m="http://schemas.openxmlformats.org/officeDocument/2006/math" xmlns:v="urn:schemas-microsoft-com:vml" xmlns:wp14="http://schemas.microsoft.com/office/word/2010/wordprocessingDrawing" xmlns:wp="http://schemas.openxmlformats.org/drawingml/2006/wordprocessingDrawing" xmlns:w10="urn:schemas-microsoft-com:office:word" xmlns:w="http://schemas.openxmlformats.org/wordprocessingml/2006/main" xmlns:w14="http://schemas.microsoft.com/office/word/2010/wordml" xmlns:w15="http://schemas.microsoft.com/office/word/2012/wordml" xmlns:w16cex="http://schemas.microsoft.com/office/word/2018/wordml/cex" xmlns:w16cid="http://schemas.microsoft.com/office/word/2016/wordml/cid" xmlns:w16="http://schemas.microsoft.com/office/word/2018/wordml" xmlns:w16du="http://schemas.microsoft.com/office/word/2023/wordml/word16du" xmlns:w16sdtdh="http://schemas.microsoft.com/office/word/2020/wordml/sdtdatahash" xmlns:w16sdtfl="http://schemas.microsoft.com/office/word/2024/wordml/sdtformatlock" xmlns:w16se="http://schemas.microsoft.com/office/word/2015/wordml/symex" xmlns:wpg="http://schemas.microsoft.com/office/word/2010/wordprocessingGroup" xmlns:wpi="http://schemas.microsoft.com/office/word/2010/wordprocessingInk" xmlns:wne="http://schemas.microsoft.com/office/word/2006/wordml" xmlns:wps="http://schemas.microsoft.com/office/word/2010/wordprocessingShape" mc:Ignorable="w14 w15 w16se w16cid w16 w16cex w16sdtdh w16sdtfl w16du wp14">
   <w:body>
     <w:tbl>
       <w:tblPr>
@@ -595,101 +595,6 @@
             <w:pPr>
               <w:rPr>
                 <w:bCs/>
-              </w:rPr>
-            </w:pPr>
-          </w:p>
-        </w:tc>
-      </w:tr>
-      <w:tr>
-        <w:trPr>
-          <w:trHeight w:val="378"/>
-        </w:trPr>
-        <w:tc>
-          <w:tcPr>
-            <w:tcW w:w="1562" w:type="dxa"/>
-            <w:shd w:val="clear" w:color="auto" w:fill="D9D9D9" w:themeFill="background1" w:themeFillShade="D9"/>
-          </w:tcPr>
-          <w:p>
-            <w:pPr>
-              <w:rPr>
-                <w:bCs/>
-                <w:color w:val="262626" w:themeColor="text1" w:themeTint="D9"/>
-              </w:rPr>
-            </w:pPr>
-            <w:r>
-              <w:rPr>
-                <w:bCs/>
-                <w:color w:val="262626" w:themeColor="text1" w:themeTint="D9"/>
-              </w:rPr>
-              <w:t>Presentación</w:t>
-            </w:r>
-          </w:p>
-        </w:tc>
-        <w:tc>
-          <w:tcPr>
-            <w:tcW w:w="4963" w:type="dxa"/>
-          </w:tcPr>
-          <w:p>
-            <w:pPr>
-              <w:rPr>
-                <w:bCs/>
-              </w:rPr>
-            </w:pPr>
-            <w:r>
-              <w:rPr>
-                <w:bCs/>
-              </w:rPr>
-              <w:fldChar w:fldCharType="begin"/>
-            </w:r>
-            <w:r>
-              <w:rPr>
-                <w:bCs/>
-              </w:rPr>
-              <w:instrText xml:space="preserve"> MERGEFIELD  presentacion  \* MERGEFORMAT </w:instrText>
-            </w:r>
-            <w:r>
-              <w:rPr>
-                <w:bCs/>
-              </w:rPr>
-              <w:fldChar w:fldCharType="separate"/>
-            </w:r>
-            <w:r>
-              <w:rPr>
-                <w:bCs/>
-                <w:noProof/>
-              </w:rPr>
-              <w:t>«presentacion»</w:t>
-            </w:r>
-            <w:r>
-              <w:rPr>
-                <w:bCs/>
-              </w:rPr>
-              <w:fldChar w:fldCharType="end"/>
-            </w:r>
-          </w:p>
-        </w:tc>
-        <w:tc>
-          <w:tcPr>
-            <w:tcW w:w="1597" w:type="dxa"/>
-            <w:shd w:val="clear" w:color="auto" w:fill="D9D9D9" w:themeFill="background1" w:themeFillShade="D9"/>
-          </w:tcPr>
-          <w:p>
-            <w:pPr>
-              <w:rPr>
-                <w:color w:val="262626" w:themeColor="text1" w:themeTint="D9"/>
-              </w:rPr>
-            </w:pPr>
-          </w:p>
-        </w:tc>
-        <w:tc>
-          <w:tcPr>
-            <w:tcW w:w="3096" w:type="dxa"/>
-          </w:tcPr>
-          <w:p>
-            <w:pPr>
-              <w:rPr>
-                <w:caps/>
-                <w:noProof/>
               </w:rPr>
             </w:pPr>
           </w:p>
@@ -1299,7 +1204,7 @@
 </file>
 
 <file path=word/endnotes.xml><?xml version="1.0" encoding="utf-8"?>
-<w:endnotes xmlns:wpc="http://schemas.microsoft.com/office/word/2010/wordprocessingCanvas" xmlns:cx="http://schemas.microsoft.com/office/drawing/2014/chartex" xmlns:cx1="http://schemas.microsoft.com/office/drawing/2015/9/8/chartex" xmlns:cx2="http://schemas.microsoft.com/office/drawing/2015/10/21/chartex" xmlns:cx3="http://schemas.microsoft.com/office/drawing/2016/5/9/chartex" xmlns:cx4="http://schemas.microsoft.com/office/drawing/2016/5/10/chartex" xmlns:cx5="http://schemas.microsoft.com/office/drawing/2016/5/11/chartex" xmlns:cx6="http://schemas.microsoft.com/office/drawing/2016/5/12/chartex" xmlns:cx7="http://schemas.microsoft.com/office/drawing/2016/5/13/chartex" xmlns:cx8="http://schemas.microsoft.com/office/drawing/2016/5/14/chartex" xmlns:mc="http://schemas.openxmlformats.org/markup-compatibility/2006" xmlns:aink="http://schemas.microsoft.com/office/drawing/2016/ink" xmlns:am3d="http://schemas.microsoft.com/office/drawing/2017/model3d" xmlns:o="urn:schemas-microsoft-com:office:office" xmlns:oel="http://schemas.microsoft.com/office/2019/extlst" xmlns:r="http://schemas.openxmlformats.org/officeDocument/2006/relationships" xmlns:m="http://schemas.openxmlformats.org/officeDocument/2006/math" xmlns:v="urn:schemas-microsoft-com:vml" xmlns:wp14="http://schemas.microsoft.com/office/word/2010/wordprocessingDrawing" xmlns:wp="http://schemas.openxmlformats.org/drawingml/2006/wordprocessingDrawing" xmlns:w10="urn:schemas-microsoft-com:office:word" xmlns:w="http://schemas.openxmlformats.org/wordprocessingml/2006/main" xmlns:w14="http://schemas.microsoft.com/office/word/2010/wordml" xmlns:w15="http://schemas.microsoft.com/office/word/2012/wordml" xmlns:w16cex="http://schemas.microsoft.com/office/word/2018/wordml/cex" xmlns:w16cid="http://schemas.microsoft.com/office/word/2016/wordml/cid" xmlns:w16="http://schemas.microsoft.com/office/word/2018/wordml" xmlns:w16du="http://schemas.microsoft.com/office/word/2023/wordml/word16du" xmlns:w16sdtdh="http://schemas.microsoft.com/office/word/2020/wordml/sdtdatahash" xmlns:w16se="http://schemas.microsoft.com/office/word/2015/wordml/symex" xmlns:wpg="http://schemas.microsoft.com/office/word/2010/wordprocessingGroup" xmlns:wpi="http://schemas.microsoft.com/office/word/2010/wordprocessingInk" xmlns:wne="http://schemas.microsoft.com/office/word/2006/wordml" xmlns:wps="http://schemas.microsoft.com/office/word/2010/wordprocessingShape" mc:Ignorable="w14 w15 w16se w16cid w16 w16cex w16sdtdh w16du wp14">
+<w:endnotes xmlns:wpc="http://schemas.microsoft.com/office/word/2010/wordprocessingCanvas" xmlns:cx="http://schemas.microsoft.com/office/drawing/2014/chartex" xmlns:cx1="http://schemas.microsoft.com/office/drawing/2015/9/8/chartex" xmlns:cx2="http://schemas.microsoft.com/office/drawing/2015/10/21/chartex" xmlns:cx3="http://schemas.microsoft.com/office/drawing/2016/5/9/chartex" xmlns:cx4="http://schemas.microsoft.com/office/drawing/2016/5/10/chartex" xmlns:cx5="http://schemas.microsoft.com/office/drawing/2016/5/11/chartex" xmlns:cx6="http://schemas.microsoft.com/office/drawing/2016/5/12/chartex" xmlns:cx7="http://schemas.microsoft.com/office/drawing/2016/5/13/chartex" xmlns:cx8="http://schemas.microsoft.com/office/drawing/2016/5/14/chartex" xmlns:mc="http://schemas.openxmlformats.org/markup-compatibility/2006" xmlns:aink="http://schemas.microsoft.com/office/drawing/2016/ink" xmlns:am3d="http://schemas.microsoft.com/office/drawing/2017/model3d" xmlns:o="urn:schemas-microsoft-com:office:office" xmlns:oel="http://schemas.microsoft.com/office/2019/extlst" xmlns:r="http://schemas.openxmlformats.org/officeDocument/2006/relationships" xmlns:m="http://schemas.openxmlformats.org/officeDocument/2006/math" xmlns:v="urn:schemas-microsoft-com:vml" xmlns:wp14="http://schemas.microsoft.com/office/word/2010/wordprocessingDrawing" xmlns:wp="http://schemas.openxmlformats.org/drawingml/2006/wordprocessingDrawing" xmlns:w10="urn:schemas-microsoft-com:office:word" xmlns:w="http://schemas.openxmlformats.org/wordprocessingml/2006/main" xmlns:w14="http://schemas.microsoft.com/office/word/2010/wordml" xmlns:w15="http://schemas.microsoft.com/office/word/2012/wordml" xmlns:w16cex="http://schemas.microsoft.com/office/word/2018/wordml/cex" xmlns:w16cid="http://schemas.microsoft.com/office/word/2016/wordml/cid" xmlns:w16="http://schemas.microsoft.com/office/word/2018/wordml" xmlns:w16du="http://schemas.microsoft.com/office/word/2023/wordml/word16du" xmlns:w16sdtdh="http://schemas.microsoft.com/office/word/2020/wordml/sdtdatahash" xmlns:w16sdtfl="http://schemas.microsoft.com/office/word/2024/wordml/sdtformatlock" xmlns:w16se="http://schemas.microsoft.com/office/word/2015/wordml/symex" xmlns:wpg="http://schemas.microsoft.com/office/word/2010/wordprocessingGroup" xmlns:wpi="http://schemas.microsoft.com/office/word/2010/wordprocessingInk" xmlns:wne="http://schemas.microsoft.com/office/word/2006/wordml" xmlns:wps="http://schemas.microsoft.com/office/word/2010/wordprocessingShape" mc:Ignorable="w14 w15 w16se w16cid w16 w16cex w16sdtdh w16sdtfl w16du wp14">
   <w:endnote w:type="separator" w:id="-1">
     <w:p>
       <w:pPr>
@@ -1326,7 +1231,7 @@
 </file>
 
 <file path=word/footer1.xml><?xml version="1.0" encoding="utf-8"?>
-<w:ftr xmlns:wpc="http://schemas.microsoft.com/office/word/2010/wordprocessingCanvas" xmlns:cx="http://schemas.microsoft.com/office/drawing/2014/chartex" xmlns:cx1="http://schemas.microsoft.com/office/drawing/2015/9/8/chartex" xmlns:cx2="http://schemas.microsoft.com/office/drawing/2015/10/21/chartex" xmlns:cx3="http://schemas.microsoft.com/office/drawing/2016/5/9/chartex" xmlns:cx4="http://schemas.microsoft.com/office/drawing/2016/5/10/chartex" xmlns:cx5="http://schemas.microsoft.com/office/drawing/2016/5/11/chartex" xmlns:cx6="http://schemas.microsoft.com/office/drawing/2016/5/12/chartex" xmlns:cx7="http://schemas.microsoft.com/office/drawing/2016/5/13/chartex" xmlns:cx8="http://schemas.microsoft.com/office/drawing/2016/5/14/chartex" xmlns:mc="http://schemas.openxmlformats.org/markup-compatibility/2006" xmlns:aink="http://schemas.microsoft.com/office/drawing/2016/ink" xmlns:am3d="http://schemas.microsoft.com/office/drawing/2017/model3d" xmlns:o="urn:schemas-microsoft-com:office:office" xmlns:oel="http://schemas.microsoft.com/office/2019/extlst" xmlns:r="http://schemas.openxmlformats.org/officeDocument/2006/relationships" xmlns:m="http://schemas.openxmlformats.org/officeDocument/2006/math" xmlns:v="urn:schemas-microsoft-com:vml" xmlns:wp14="http://schemas.microsoft.com/office/word/2010/wordprocessingDrawing" xmlns:wp="http://schemas.openxmlformats.org/drawingml/2006/wordprocessingDrawing" xmlns:w10="urn:schemas-microsoft-com:office:word" xmlns:w="http://schemas.openxmlformats.org/wordprocessingml/2006/main" xmlns:w14="http://schemas.microsoft.com/office/word/2010/wordml" xmlns:w15="http://schemas.microsoft.com/office/word/2012/wordml" xmlns:w16cex="http://schemas.microsoft.com/office/word/2018/wordml/cex" xmlns:w16cid="http://schemas.microsoft.com/office/word/2016/wordml/cid" xmlns:w16="http://schemas.microsoft.com/office/word/2018/wordml" xmlns:w16du="http://schemas.microsoft.com/office/word/2023/wordml/word16du" xmlns:w16sdtdh="http://schemas.microsoft.com/office/word/2020/wordml/sdtdatahash" xmlns:w16se="http://schemas.microsoft.com/office/word/2015/wordml/symex" xmlns:wpg="http://schemas.microsoft.com/office/word/2010/wordprocessingGroup" xmlns:wpi="http://schemas.microsoft.com/office/word/2010/wordprocessingInk" xmlns:wne="http://schemas.microsoft.com/office/word/2006/wordml" xmlns:wps="http://schemas.microsoft.com/office/word/2010/wordprocessingShape" mc:Ignorable="w14 w15 w16se w16cid w16 w16cex w16sdtdh w16du wp14">
+<w:ftr xmlns:wpc="http://schemas.microsoft.com/office/word/2010/wordprocessingCanvas" xmlns:cx="http://schemas.microsoft.com/office/drawing/2014/chartex" xmlns:cx1="http://schemas.microsoft.com/office/drawing/2015/9/8/chartex" xmlns:cx2="http://schemas.microsoft.com/office/drawing/2015/10/21/chartex" xmlns:cx3="http://schemas.microsoft.com/office/drawing/2016/5/9/chartex" xmlns:cx4="http://schemas.microsoft.com/office/drawing/2016/5/10/chartex" xmlns:cx5="http://schemas.microsoft.com/office/drawing/2016/5/11/chartex" xmlns:cx6="http://schemas.microsoft.com/office/drawing/2016/5/12/chartex" xmlns:cx7="http://schemas.microsoft.com/office/drawing/2016/5/13/chartex" xmlns:cx8="http://schemas.microsoft.com/office/drawing/2016/5/14/chartex" xmlns:mc="http://schemas.openxmlformats.org/markup-compatibility/2006" xmlns:aink="http://schemas.microsoft.com/office/drawing/2016/ink" xmlns:am3d="http://schemas.microsoft.com/office/drawing/2017/model3d" xmlns:o="urn:schemas-microsoft-com:office:office" xmlns:oel="http://schemas.microsoft.com/office/2019/extlst" xmlns:r="http://schemas.openxmlformats.org/officeDocument/2006/relationships" xmlns:m="http://schemas.openxmlformats.org/officeDocument/2006/math" xmlns:v="urn:schemas-microsoft-com:vml" xmlns:wp14="http://schemas.microsoft.com/office/word/2010/wordprocessingDrawing" xmlns:wp="http://schemas.openxmlformats.org/drawingml/2006/wordprocessingDrawing" xmlns:w10="urn:schemas-microsoft-com:office:word" xmlns:w="http://schemas.openxmlformats.org/wordprocessingml/2006/main" xmlns:w14="http://schemas.microsoft.com/office/word/2010/wordml" xmlns:w15="http://schemas.microsoft.com/office/word/2012/wordml" xmlns:w16cex="http://schemas.microsoft.com/office/word/2018/wordml/cex" xmlns:w16cid="http://schemas.microsoft.com/office/word/2016/wordml/cid" xmlns:w16="http://schemas.microsoft.com/office/word/2018/wordml" xmlns:w16du="http://schemas.microsoft.com/office/word/2023/wordml/word16du" xmlns:w16sdtdh="http://schemas.microsoft.com/office/word/2020/wordml/sdtdatahash" xmlns:w16sdtfl="http://schemas.microsoft.com/office/word/2024/wordml/sdtformatlock" xmlns:w16se="http://schemas.microsoft.com/office/word/2015/wordml/symex" xmlns:wpg="http://schemas.microsoft.com/office/word/2010/wordprocessingGroup" xmlns:wpi="http://schemas.microsoft.com/office/word/2010/wordprocessingInk" xmlns:wne="http://schemas.microsoft.com/office/word/2006/wordml" xmlns:wps="http://schemas.microsoft.com/office/word/2010/wordprocessingShape" mc:Ignorable="w14 w15 w16se w16cid w16 w16cex w16sdtdh w16sdtfl w16du wp14">
   <w:p>
     <w:pPr>
       <w:pStyle w:val="Piedepgina"/>
@@ -1391,7 +1296,7 @@
 </file>
 
 <file path=word/footnotes.xml><?xml version="1.0" encoding="utf-8"?>
-<w:footnotes xmlns:wpc="http://schemas.microsoft.com/office/word/2010/wordprocessingCanvas" xmlns:cx="http://schemas.microsoft.com/office/drawing/2014/chartex" xmlns:cx1="http://schemas.microsoft.com/office/drawing/2015/9/8/chartex" xmlns:cx2="http://schemas.microsoft.com/office/drawing/2015/10/21/chartex" xmlns:cx3="http://schemas.microsoft.com/office/drawing/2016/5/9/chartex" xmlns:cx4="http://schemas.microsoft.com/office/drawing/2016/5/10/chartex" xmlns:cx5="http://schemas.microsoft.com/office/drawing/2016/5/11/chartex" xmlns:cx6="http://schemas.microsoft.com/office/drawing/2016/5/12/chartex" xmlns:cx7="http://schemas.microsoft.com/office/drawing/2016/5/13/chartex" xmlns:cx8="http://schemas.microsoft.com/office/drawing/2016/5/14/chartex" xmlns:mc="http://schemas.openxmlformats.org/markup-compatibility/2006" xmlns:aink="http://schemas.microsoft.com/office/drawing/2016/ink" xmlns:am3d="http://schemas.microsoft.com/office/drawing/2017/model3d" xmlns:o="urn:schemas-microsoft-com:office:office" xmlns:oel="http://schemas.microsoft.com/office/2019/extlst" xmlns:r="http://schemas.openxmlformats.org/officeDocument/2006/relationships" xmlns:m="http://schemas.openxmlformats.org/officeDocument/2006/math" xmlns:v="urn:schemas-microsoft-com:vml" xmlns:wp14="http://schemas.microsoft.com/office/word/2010/wordprocessingDrawing" xmlns:wp="http://schemas.openxmlformats.org/drawingml/2006/wordprocessingDrawing" xmlns:w10="urn:schemas-microsoft-com:office:word" xmlns:w="http://schemas.openxmlformats.org/wordprocessingml/2006/main" xmlns:w14="http://schemas.microsoft.com/office/word/2010/wordml" xmlns:w15="http://schemas.microsoft.com/office/word/2012/wordml" xmlns:w16cex="http://schemas.microsoft.com/office/word/2018/wordml/cex" xmlns:w16cid="http://schemas.microsoft.com/office/word/2016/wordml/cid" xmlns:w16="http://schemas.microsoft.com/office/word/2018/wordml" xmlns:w16du="http://schemas.microsoft.com/office/word/2023/wordml/word16du" xmlns:w16sdtdh="http://schemas.microsoft.com/office/word/2020/wordml/sdtdatahash" xmlns:w16se="http://schemas.microsoft.com/office/word/2015/wordml/symex" xmlns:wpg="http://schemas.microsoft.com/office/word/2010/wordprocessingGroup" xmlns:wpi="http://schemas.microsoft.com/office/word/2010/wordprocessingInk" xmlns:wne="http://schemas.microsoft.com/office/word/2006/wordml" xmlns:wps="http://schemas.microsoft.com/office/word/2010/wordprocessingShape" mc:Ignorable="w14 w15 w16se w16cid w16 w16cex w16sdtdh w16du wp14">
+<w:footnotes xmlns:wpc="http://schemas.microsoft.com/office/word/2010/wordprocessingCanvas" xmlns:cx="http://schemas.microsoft.com/office/drawing/2014/chartex" xmlns:cx1="http://schemas.microsoft.com/office/drawing/2015/9/8/chartex" xmlns:cx2="http://schemas.microsoft.com/office/drawing/2015/10/21/chartex" xmlns:cx3="http://schemas.microsoft.com/office/drawing/2016/5/9/chartex" xmlns:cx4="http://schemas.microsoft.com/office/drawing/2016/5/10/chartex" xmlns:cx5="http://schemas.microsoft.com/office/drawing/2016/5/11/chartex" xmlns:cx6="http://schemas.microsoft.com/office/drawing/2016/5/12/chartex" xmlns:cx7="http://schemas.microsoft.com/office/drawing/2016/5/13/chartex" xmlns:cx8="http://schemas.microsoft.com/office/drawing/2016/5/14/chartex" xmlns:mc="http://schemas.openxmlformats.org/markup-compatibility/2006" xmlns:aink="http://schemas.microsoft.com/office/drawing/2016/ink" xmlns:am3d="http://schemas.microsoft.com/office/drawing/2017/model3d" xmlns:o="urn:schemas-microsoft-com:office:office" xmlns:oel="http://schemas.microsoft.com/office/2019/extlst" xmlns:r="http://schemas.openxmlformats.org/officeDocument/2006/relationships" xmlns:m="http://schemas.openxmlformats.org/officeDocument/2006/math" xmlns:v="urn:schemas-microsoft-com:vml" xmlns:wp14="http://schemas.microsoft.com/office/word/2010/wordprocessingDrawing" xmlns:wp="http://schemas.openxmlformats.org/drawingml/2006/wordprocessingDrawing" xmlns:w10="urn:schemas-microsoft-com:office:word" xmlns:w="http://schemas.openxmlformats.org/wordprocessingml/2006/main" xmlns:w14="http://schemas.microsoft.com/office/word/2010/wordml" xmlns:w15="http://schemas.microsoft.com/office/word/2012/wordml" xmlns:w16cex="http://schemas.microsoft.com/office/word/2018/wordml/cex" xmlns:w16cid="http://schemas.microsoft.com/office/word/2016/wordml/cid" xmlns:w16="http://schemas.microsoft.com/office/word/2018/wordml" xmlns:w16du="http://schemas.microsoft.com/office/word/2023/wordml/word16du" xmlns:w16sdtdh="http://schemas.microsoft.com/office/word/2020/wordml/sdtdatahash" xmlns:w16sdtfl="http://schemas.microsoft.com/office/word/2024/wordml/sdtformatlock" xmlns:w16se="http://schemas.microsoft.com/office/word/2015/wordml/symex" xmlns:wpg="http://schemas.microsoft.com/office/word/2010/wordprocessingGroup" xmlns:wpi="http://schemas.microsoft.com/office/word/2010/wordprocessingInk" xmlns:wne="http://schemas.microsoft.com/office/word/2006/wordml" xmlns:wps="http://schemas.microsoft.com/office/word/2010/wordprocessingShape" mc:Ignorable="w14 w15 w16se w16cid w16 w16cex w16sdtdh w16sdtfl w16du wp14">
   <w:footnote w:type="separator" w:id="-1">
     <w:p>
       <w:pPr>
@@ -1418,7 +1323,7 @@
 </file>
 
 <file path=word/numbering.xml><?xml version="1.0" encoding="utf-8"?>
-<w:numbering xmlns:wpc="http://schemas.microsoft.com/office/word/2010/wordprocessingCanvas" xmlns:cx="http://schemas.microsoft.com/office/drawing/2014/chartex" xmlns:cx1="http://schemas.microsoft.com/office/drawing/2015/9/8/chartex" xmlns:cx2="http://schemas.microsoft.com/office/drawing/2015/10/21/chartex" xmlns:cx3="http://schemas.microsoft.com/office/drawing/2016/5/9/chartex" xmlns:cx4="http://schemas.microsoft.com/office/drawing/2016/5/10/chartex" xmlns:cx5="http://schemas.microsoft.com/office/drawing/2016/5/11/chartex" xmlns:cx6="http://schemas.microsoft.com/office/drawing/2016/5/12/chartex" xmlns:cx7="http://schemas.microsoft.com/office/drawing/2016/5/13/chartex" xmlns:cx8="http://schemas.microsoft.com/office/drawing/2016/5/14/chartex" xmlns:mc="http://schemas.openxmlformats.org/markup-compatibility/2006" xmlns:aink="http://schemas.microsoft.com/office/drawing/2016/ink" xmlns:am3d="http://schemas.microsoft.com/office/drawing/2017/model3d" xmlns:o="urn:schemas-microsoft-com:office:office" xmlns:oel="http://schemas.microsoft.com/office/2019/extlst" xmlns:r="http://schemas.openxmlformats.org/officeDocument/2006/relationships" xmlns:m="http://schemas.openxmlformats.org/officeDocument/2006/math" xmlns:v="urn:schemas-microsoft-com:vml" xmlns:wp14="http://schemas.microsoft.com/office/word/2010/wordprocessingDrawing" xmlns:wp="http://schemas.openxmlformats.org/drawingml/2006/wordprocessingDrawing" xmlns:w10="urn:schemas-microsoft-com:office:word" xmlns:w="http://schemas.openxmlformats.org/wordprocessingml/2006/main" xmlns:w14="http://schemas.microsoft.com/office/word/2010/wordml" xmlns:w15="http://schemas.microsoft.com/office/word/2012/wordml" xmlns:w16cex="http://schemas.microsoft.com/office/word/2018/wordml/cex" xmlns:w16cid="http://schemas.microsoft.com/office/word/2016/wordml/cid" xmlns:w16="http://schemas.microsoft.com/office/word/2018/wordml" xmlns:w16du="http://schemas.microsoft.com/office/word/2023/wordml/word16du" xmlns:w16sdtdh="http://schemas.microsoft.com/office/word/2020/wordml/sdtdatahash" xmlns:w16se="http://schemas.microsoft.com/office/word/2015/wordml/symex" xmlns:wpg="http://schemas.microsoft.com/office/word/2010/wordprocessingGroup" xmlns:wpi="http://schemas.microsoft.com/office/word/2010/wordprocessingInk" xmlns:wne="http://schemas.microsoft.com/office/word/2006/wordml" xmlns:wps="http://schemas.microsoft.com/office/word/2010/wordprocessingShape" mc:Ignorable="w14 w15 w16se w16cid w16 w16cex w16sdtdh w16du wp14">
+<w:numbering xmlns:wpc="http://schemas.microsoft.com/office/word/2010/wordprocessingCanvas" xmlns:cx="http://schemas.microsoft.com/office/drawing/2014/chartex" xmlns:cx1="http://schemas.microsoft.com/office/drawing/2015/9/8/chartex" xmlns:cx2="http://schemas.microsoft.com/office/drawing/2015/10/21/chartex" xmlns:cx3="http://schemas.microsoft.com/office/drawing/2016/5/9/chartex" xmlns:cx4="http://schemas.microsoft.com/office/drawing/2016/5/10/chartex" xmlns:cx5="http://schemas.microsoft.com/office/drawing/2016/5/11/chartex" xmlns:cx6="http://schemas.microsoft.com/office/drawing/2016/5/12/chartex" xmlns:cx7="http://schemas.microsoft.com/office/drawing/2016/5/13/chartex" xmlns:cx8="http://schemas.microsoft.com/office/drawing/2016/5/14/chartex" xmlns:mc="http://schemas.openxmlformats.org/markup-compatibility/2006" xmlns:aink="http://schemas.microsoft.com/office/drawing/2016/ink" xmlns:am3d="http://schemas.microsoft.com/office/drawing/2017/model3d" xmlns:o="urn:schemas-microsoft-com:office:office" xmlns:oel="http://schemas.microsoft.com/office/2019/extlst" xmlns:r="http://schemas.openxmlformats.org/officeDocument/2006/relationships" xmlns:m="http://schemas.openxmlformats.org/officeDocument/2006/math" xmlns:v="urn:schemas-microsoft-com:vml" xmlns:wp14="http://schemas.microsoft.com/office/word/2010/wordprocessingDrawing" xmlns:wp="http://schemas.openxmlformats.org/drawingml/2006/wordprocessingDrawing" xmlns:w10="urn:schemas-microsoft-com:office:word" xmlns:w="http://schemas.openxmlformats.org/wordprocessingml/2006/main" xmlns:w14="http://schemas.microsoft.com/office/word/2010/wordml" xmlns:w15="http://schemas.microsoft.com/office/word/2012/wordml" xmlns:w16cex="http://schemas.microsoft.com/office/word/2018/wordml/cex" xmlns:w16cid="http://schemas.microsoft.com/office/word/2016/wordml/cid" xmlns:w16="http://schemas.microsoft.com/office/word/2018/wordml" xmlns:w16du="http://schemas.microsoft.com/office/word/2023/wordml/word16du" xmlns:w16sdtdh="http://schemas.microsoft.com/office/word/2020/wordml/sdtdatahash" xmlns:w16sdtfl="http://schemas.microsoft.com/office/word/2024/wordml/sdtformatlock" xmlns:w16se="http://schemas.microsoft.com/office/word/2015/wordml/symex" xmlns:wpg="http://schemas.microsoft.com/office/word/2010/wordprocessingGroup" xmlns:wpi="http://schemas.microsoft.com/office/word/2010/wordprocessingInk" xmlns:wne="http://schemas.microsoft.com/office/word/2006/wordml" xmlns:wps="http://schemas.microsoft.com/office/word/2010/wordprocessingShape" mc:Ignorable="w14 w15 w16se w16cid w16 w16cex w16sdtdh w16sdtfl w16du wp14">
   <w:abstractNum w:abstractNumId="0" w15:restartNumberingAfterBreak="0">
     <w:nsid w:val="FFFFFF7C"/>
     <w:multiLevelType w:val="singleLevel"/>
@@ -1523,7 +1428,7 @@
 </file>
 
 <file path=word/styles.xml><?xml version="1.0" encoding="utf-8"?>
-<w:styles xmlns:mc="http://schemas.openxmlformats.org/markup-compatibility/2006" xmlns:r="http://schemas.openxmlformats.org/officeDocument/2006/relationships" xmlns:w="http://schemas.openxmlformats.org/wordprocessingml/2006/main" xmlns:w14="http://schemas.microsoft.com/office/word/2010/wordml" xmlns:w15="http://schemas.microsoft.com/office/word/2012/wordml" xmlns:w16cex="http://schemas.microsoft.com/office/word/2018/wordml/cex" xmlns:w16cid="http://schemas.microsoft.com/office/word/2016/wordml/cid" xmlns:w16="http://schemas.microsoft.com/office/word/2018/wordml" xmlns:w16du="http://schemas.microsoft.com/office/word/2023/wordml/word16du" xmlns:w16sdtdh="http://schemas.microsoft.com/office/word/2020/wordml/sdtdatahash" xmlns:w16se="http://schemas.microsoft.com/office/word/2015/wordml/symex" mc:Ignorable="w14 w15 w16se w16cid w16 w16cex w16sdtdh w16du">
+<w:styles xmlns:mc="http://schemas.openxmlformats.org/markup-compatibility/2006" xmlns:r="http://schemas.openxmlformats.org/officeDocument/2006/relationships" xmlns:w="http://schemas.openxmlformats.org/wordprocessingml/2006/main" xmlns:w14="http://schemas.microsoft.com/office/word/2010/wordml" xmlns:w15="http://schemas.microsoft.com/office/word/2012/wordml" xmlns:w16cex="http://schemas.microsoft.com/office/word/2018/wordml/cex" xmlns:w16cid="http://schemas.microsoft.com/office/word/2016/wordml/cid" xmlns:w16="http://schemas.microsoft.com/office/word/2018/wordml" xmlns:w16du="http://schemas.microsoft.com/office/word/2023/wordml/word16du" xmlns:w16sdtdh="http://schemas.microsoft.com/office/word/2020/wordml/sdtdatahash" xmlns:w16sdtfl="http://schemas.microsoft.com/office/word/2024/wordml/sdtformatlock" xmlns:w16se="http://schemas.microsoft.com/office/word/2015/wordml/symex" mc:Ignorable="w14 w15 w16se w16cid w16 w16cex w16sdtdh w16sdtfl w16du">
   <w:docDefaults>
     <w:rPrDefault>
       <w:rPr>
@@ -2382,7 +2287,7 @@
       <w:szCs w:val="18"/>
     </w:rPr>
   </w:style>
-  <w:style w:type="character" w:styleId="Textoennegrita">
+  <w:style w:type="character" w:styleId="Fuerte">
     <w:name w:val="Strong"/>
     <w:basedOn w:val="Fuentedeprrafopredeter"/>
     <w:uiPriority w:val="4"/>
@@ -3074,7 +2979,7 @@
 </file>
 
 <file path=word/glossary/document.xml><?xml version="1.0" encoding="utf-8"?>
-<w:glossaryDocument xmlns:wpc="http://schemas.microsoft.com/office/word/2010/wordprocessingCanvas" xmlns:cx="http://schemas.microsoft.com/office/drawing/2014/chartex" xmlns:cx1="http://schemas.microsoft.com/office/drawing/2015/9/8/chartex" xmlns:cx2="http://schemas.microsoft.com/office/drawing/2015/10/21/chartex" xmlns:cx3="http://schemas.microsoft.com/office/drawing/2016/5/9/chartex" xmlns:cx4="http://schemas.microsoft.com/office/drawing/2016/5/10/chartex" xmlns:cx5="http://schemas.microsoft.com/office/drawing/2016/5/11/chartex" xmlns:cx6="http://schemas.microsoft.com/office/drawing/2016/5/12/chartex" xmlns:cx7="http://schemas.microsoft.com/office/drawing/2016/5/13/chartex" xmlns:cx8="http://schemas.microsoft.com/office/drawing/2016/5/14/chartex" xmlns:mc="http://schemas.openxmlformats.org/markup-compatibility/2006" xmlns:aink="http://schemas.microsoft.com/office/drawing/2016/ink" xmlns:am3d="http://schemas.microsoft.com/office/drawing/2017/model3d" xmlns:o="urn:schemas-microsoft-com:office:office" xmlns:oel="http://schemas.microsoft.com/office/2019/extlst" xmlns:r="http://schemas.openxmlformats.org/officeDocument/2006/relationships" xmlns:m="http://schemas.openxmlformats.org/officeDocument/2006/math" xmlns:v="urn:schemas-microsoft-com:vml" xmlns:wp14="http://schemas.microsoft.com/office/word/2010/wordprocessingDrawing" xmlns:wp="http://schemas.openxmlformats.org/drawingml/2006/wordprocessingDrawing" xmlns:w10="urn:schemas-microsoft-com:office:word" xmlns:w="http://schemas.openxmlformats.org/wordprocessingml/2006/main" xmlns:w14="http://schemas.microsoft.com/office/word/2010/wordml" xmlns:w15="http://schemas.microsoft.com/office/word/2012/wordml" xmlns:w16cex="http://schemas.microsoft.com/office/word/2018/wordml/cex" xmlns:w16cid="http://schemas.microsoft.com/office/word/2016/wordml/cid" xmlns:w16="http://schemas.microsoft.com/office/word/2018/wordml" xmlns:w16du="http://schemas.microsoft.com/office/word/2023/wordml/word16du" xmlns:w16sdtdh="http://schemas.microsoft.com/office/word/2020/wordml/sdtdatahash" xmlns:w16se="http://schemas.microsoft.com/office/word/2015/wordml/symex" xmlns:wpg="http://schemas.microsoft.com/office/word/2010/wordprocessingGroup" xmlns:wpi="http://schemas.microsoft.com/office/word/2010/wordprocessingInk" xmlns:wne="http://schemas.microsoft.com/office/word/2006/wordml" xmlns:wps="http://schemas.microsoft.com/office/word/2010/wordprocessingShape" mc:Ignorable="w14 w15 w16se w16cid w16 w16cex w16sdtdh w16du wp14">
+<w:glossaryDocument xmlns:wpc="http://schemas.microsoft.com/office/word/2010/wordprocessingCanvas" xmlns:cx="http://schemas.microsoft.com/office/drawing/2014/chartex" xmlns:cx1="http://schemas.microsoft.com/office/drawing/2015/9/8/chartex" xmlns:cx2="http://schemas.microsoft.com/office/drawing/2015/10/21/chartex" xmlns:cx3="http://schemas.microsoft.com/office/drawing/2016/5/9/chartex" xmlns:cx4="http://schemas.microsoft.com/office/drawing/2016/5/10/chartex" xmlns:cx5="http://schemas.microsoft.com/office/drawing/2016/5/11/chartex" xmlns:cx6="http://schemas.microsoft.com/office/drawing/2016/5/12/chartex" xmlns:cx7="http://schemas.microsoft.com/office/drawing/2016/5/13/chartex" xmlns:cx8="http://schemas.microsoft.com/office/drawing/2016/5/14/chartex" xmlns:mc="http://schemas.openxmlformats.org/markup-compatibility/2006" xmlns:aink="http://schemas.microsoft.com/office/drawing/2016/ink" xmlns:am3d="http://schemas.microsoft.com/office/drawing/2017/model3d" xmlns:o="urn:schemas-microsoft-com:office:office" xmlns:oel="http://schemas.microsoft.com/office/2019/extlst" xmlns:r="http://schemas.openxmlformats.org/officeDocument/2006/relationships" xmlns:m="http://schemas.openxmlformats.org/officeDocument/2006/math" xmlns:v="urn:schemas-microsoft-com:vml" xmlns:wp14="http://schemas.microsoft.com/office/word/2010/wordprocessingDrawing" xmlns:wp="http://schemas.openxmlformats.org/drawingml/2006/wordprocessingDrawing" xmlns:w10="urn:schemas-microsoft-com:office:word" xmlns:w="http://schemas.openxmlformats.org/wordprocessingml/2006/main" xmlns:w14="http://schemas.microsoft.com/office/word/2010/wordml" xmlns:w15="http://schemas.microsoft.com/office/word/2012/wordml" xmlns:w16cex="http://schemas.microsoft.com/office/word/2018/wordml/cex" xmlns:w16cid="http://schemas.microsoft.com/office/word/2016/wordml/cid" xmlns:w16="http://schemas.microsoft.com/office/word/2018/wordml" xmlns:w16du="http://schemas.microsoft.com/office/word/2023/wordml/word16du" xmlns:w16sdtdh="http://schemas.microsoft.com/office/word/2020/wordml/sdtdatahash" xmlns:w16sdtfl="http://schemas.microsoft.com/office/word/2024/wordml/sdtformatlock" xmlns:w16se="http://schemas.microsoft.com/office/word/2015/wordml/symex" xmlns:wpg="http://schemas.microsoft.com/office/word/2010/wordprocessingGroup" xmlns:wpi="http://schemas.microsoft.com/office/word/2010/wordprocessingInk" xmlns:wne="http://schemas.microsoft.com/office/word/2006/wordml" xmlns:wps="http://schemas.microsoft.com/office/word/2010/wordprocessingShape" mc:Ignorable="w14 w15 w16se w16cid w16 w16cex w16sdtdh w16sdtfl w16du wp14">
   <w:docParts>
     <w:docPart>
       <w:docPartPr>
@@ -3139,9 +3044,8 @@
 </file>
 
 <file path=word/glossary/fontTable.xml><?xml version="1.0" encoding="utf-8"?>
-<w:fonts xmlns:mc="http://schemas.openxmlformats.org/markup-compatibility/2006" xmlns:r="http://schemas.openxmlformats.org/officeDocument/2006/relationships" xmlns:w="http://schemas.openxmlformats.org/wordprocessingml/2006/main" xmlns:w14="http://schemas.microsoft.com/office/word/2010/wordml" xmlns:w15="http://schemas.microsoft.com/office/word/2012/wordml" xmlns:w16cex="http://schemas.microsoft.com/office/word/2018/wordml/cex" xmlns:w16cid="http://schemas.microsoft.com/office/word/2016/wordml/cid" xmlns:w16="http://schemas.microsoft.com/office/word/2018/wordml" xmlns:w16du="http://schemas.microsoft.com/office/word/2023/wordml/word16du" xmlns:w16sdtdh="http://schemas.microsoft.com/office/word/2020/wordml/sdtdatahash" xmlns:w16se="http://schemas.microsoft.com/office/word/2015/wordml/symex" mc:Ignorable="w14 w15 w16se w16cid w16 w16cex w16sdtdh w16du">
+<w:fonts xmlns:mc="http://schemas.openxmlformats.org/markup-compatibility/2006" xmlns:r="http://schemas.openxmlformats.org/officeDocument/2006/relationships" xmlns:w="http://schemas.openxmlformats.org/wordprocessingml/2006/main" xmlns:w14="http://schemas.microsoft.com/office/word/2010/wordml" xmlns:w15="http://schemas.microsoft.com/office/word/2012/wordml" xmlns:w16cex="http://schemas.microsoft.com/office/word/2018/wordml/cex" xmlns:w16cid="http://schemas.microsoft.com/office/word/2016/wordml/cid" xmlns:w16="http://schemas.microsoft.com/office/word/2018/wordml" xmlns:w16du="http://schemas.microsoft.com/office/word/2023/wordml/word16du" xmlns:w16sdtdh="http://schemas.microsoft.com/office/word/2020/wordml/sdtdatahash" xmlns:w16sdtfl="http://schemas.microsoft.com/office/word/2024/wordml/sdtformatlock" xmlns:w16se="http://schemas.microsoft.com/office/word/2015/wordml/symex" mc:Ignorable="w14 w15 w16se w16cid w16 w16cex w16sdtdh w16sdtfl w16du">
   <w:font w:name="Franklin Gothic Book">
-    <w:panose1 w:val="020B0503020102020204"/>
     <w:charset w:val="00"/>
     <w:family w:val="swiss"/>
     <w:pitch w:val="variable"/>
@@ -3197,12 +3101,11 @@
     <w:pitch w:val="variable"/>
     <w:sig w:usb0="E0002EFF" w:usb1="C000785B" w:usb2="00000009" w:usb3="00000000" w:csb0="000001FF" w:csb1="00000000"/>
   </w:font>
-  <w:font w:name="Calibri">
-    <w:panose1 w:val="020F0502020204030204"/>
+  <w:font w:name="Aptos">
     <w:charset w:val="00"/>
     <w:family w:val="swiss"/>
     <w:pitch w:val="variable"/>
-    <w:sig w:usb0="E4002EFF" w:usb1="C200247B" w:usb2="00000009" w:usb3="00000000" w:csb0="000001FF" w:csb1="00000000"/>
+    <w:sig w:usb0="20000287" w:usb1="00000003" w:usb2="00000000" w:usb3="00000000" w:csb0="0000019F" w:csb1="00000000"/>
   </w:font>
   <w:font w:name="DengXian">
     <w:altName w:val="等线"/>
@@ -3212,12 +3115,11 @@
     <w:pitch w:val="variable"/>
     <w:sig w:usb0="A00002BF" w:usb1="38CF7CFA" w:usb2="00000016" w:usb3="00000000" w:csb0="0004000F" w:csb1="00000000"/>
   </w:font>
-  <w:font w:name="Calibri Light">
-    <w:panose1 w:val="020F0302020204030204"/>
+  <w:font w:name="Aptos Display">
     <w:charset w:val="00"/>
     <w:family w:val="swiss"/>
     <w:pitch w:val="variable"/>
-    <w:sig w:usb0="E4002EFF" w:usb1="C200247B" w:usb2="00000009" w:usb3="00000000" w:csb0="000001FF" w:csb1="00000000"/>
+    <w:sig w:usb0="20000287" w:usb1="00000003" w:usb2="00000000" w:usb3="00000000" w:csb0="0000019F" w:csb1="00000000"/>
   </w:font>
   <w:font w:name="DengXian Light">
     <w:altName w:val="等线 Light"/>
@@ -3230,7 +3132,7 @@
 </file>
 
 <file path=word/glossary/settings.xml><?xml version="1.0" encoding="utf-8"?>
-<w:settings xmlns:mc="http://schemas.openxmlformats.org/markup-compatibility/2006" xmlns:o="urn:schemas-microsoft-com:office:office" xmlns:r="http://schemas.openxmlformats.org/officeDocument/2006/relationships" xmlns:m="http://schemas.openxmlformats.org/officeDocument/2006/math" xmlns:v="urn:schemas-microsoft-com:vml" xmlns:w10="urn:schemas-microsoft-com:office:word" xmlns:w="http://schemas.openxmlformats.org/wordprocessingml/2006/main" xmlns:w14="http://schemas.microsoft.com/office/word/2010/wordml" xmlns:w15="http://schemas.microsoft.com/office/word/2012/wordml" xmlns:w16cex="http://schemas.microsoft.com/office/word/2018/wordml/cex" xmlns:w16cid="http://schemas.microsoft.com/office/word/2016/wordml/cid" xmlns:w16="http://schemas.microsoft.com/office/word/2018/wordml" xmlns:w16du="http://schemas.microsoft.com/office/word/2023/wordml/word16du" xmlns:w16sdtdh="http://schemas.microsoft.com/office/word/2020/wordml/sdtdatahash" xmlns:w16se="http://schemas.microsoft.com/office/word/2015/wordml/symex" xmlns:sl="http://schemas.openxmlformats.org/schemaLibrary/2006/main" mc:Ignorable="w14 w15 w16se w16cid w16 w16cex w16sdtdh w16du">
+<w:settings xmlns:mc="http://schemas.openxmlformats.org/markup-compatibility/2006" xmlns:o="urn:schemas-microsoft-com:office:office" xmlns:r="http://schemas.openxmlformats.org/officeDocument/2006/relationships" xmlns:m="http://schemas.openxmlformats.org/officeDocument/2006/math" xmlns:v="urn:schemas-microsoft-com:vml" xmlns:w10="urn:schemas-microsoft-com:office:word" xmlns:w="http://schemas.openxmlformats.org/wordprocessingml/2006/main" xmlns:w14="http://schemas.microsoft.com/office/word/2010/wordml" xmlns:w15="http://schemas.microsoft.com/office/word/2012/wordml" xmlns:w16cex="http://schemas.microsoft.com/office/word/2018/wordml/cex" xmlns:w16cid="http://schemas.microsoft.com/office/word/2016/wordml/cid" xmlns:w16="http://schemas.microsoft.com/office/word/2018/wordml" xmlns:w16du="http://schemas.microsoft.com/office/word/2023/wordml/word16du" xmlns:w16sdtdh="http://schemas.microsoft.com/office/word/2020/wordml/sdtdatahash" xmlns:w16sdtfl="http://schemas.microsoft.com/office/word/2024/wordml/sdtformatlock" xmlns:w16se="http://schemas.microsoft.com/office/word/2015/wordml/symex" xmlns:sl="http://schemas.openxmlformats.org/schemaLibrary/2006/main" mc:Ignorable="w14 w15 w16se w16cid w16 w16cex w16sdtdh w16sdtfl w16du">
   <w:view w:val="normal"/>
   <w:bordersDoNotSurroundHeader/>
   <w:bordersDoNotSurroundFooter/>
@@ -3262,6 +3164,7 @@
     <w:rsid w:val="00366529"/>
     <w:rsid w:val="0036696D"/>
     <w:rsid w:val="003F52EF"/>
+    <w:rsid w:val="004963B0"/>
     <w:rsid w:val="00496CE3"/>
     <w:rsid w:val="004C49AF"/>
     <w:rsid w:val="00531EA1"/>
@@ -3289,6 +3192,7 @@
     <w:rsid w:val="00BF1275"/>
     <w:rsid w:val="00CB64C1"/>
     <w:rsid w:val="00CC0D58"/>
+    <w:rsid w:val="00CD32F3"/>
     <w:rsid w:val="00D1313C"/>
     <w:rsid w:val="00D5121C"/>
     <w:rsid w:val="00D72E2D"/>
@@ -3324,13 +3228,13 @@
   <w:themeFontLang w:val="en-US" w:eastAsia="zh-CN"/>
   <w:clrSchemeMapping w:bg1="light1" w:t1="dark1" w:bg2="light2" w:t2="dark2" w:accent1="accent1" w:accent2="accent2" w:accent3="accent3" w:accent4="accent4" w:accent5="accent5" w:accent6="accent6" w:hyperlink="hyperlink" w:followedHyperlink="followedHyperlink"/>
   <w:decimalSymbol w:val="."/>
-  <w:listSeparator w:val=";"/>
+  <w:listSeparator w:val=","/>
   <w15:chartTrackingRefBased/>
 </w:settings>
 </file>
 
 <file path=word/glossary/styles.xml><?xml version="1.0" encoding="utf-8"?>
-<w:styles xmlns:mc="http://schemas.openxmlformats.org/markup-compatibility/2006" xmlns:r="http://schemas.openxmlformats.org/officeDocument/2006/relationships" xmlns:w="http://schemas.openxmlformats.org/wordprocessingml/2006/main" xmlns:w14="http://schemas.microsoft.com/office/word/2010/wordml" xmlns:w15="http://schemas.microsoft.com/office/word/2012/wordml" xmlns:w16cex="http://schemas.microsoft.com/office/word/2018/wordml/cex" xmlns:w16cid="http://schemas.microsoft.com/office/word/2016/wordml/cid" xmlns:w16="http://schemas.microsoft.com/office/word/2018/wordml" xmlns:w16du="http://schemas.microsoft.com/office/word/2023/wordml/word16du" xmlns:w16sdtdh="http://schemas.microsoft.com/office/word/2020/wordml/sdtdatahash" xmlns:w16se="http://schemas.microsoft.com/office/word/2015/wordml/symex" mc:Ignorable="w14 w15 w16se w16cid w16 w16cex w16sdtdh w16du">
+<w:styles xmlns:mc="http://schemas.openxmlformats.org/markup-compatibility/2006" xmlns:r="http://schemas.openxmlformats.org/officeDocument/2006/relationships" xmlns:w="http://schemas.openxmlformats.org/wordprocessingml/2006/main" xmlns:w14="http://schemas.microsoft.com/office/word/2010/wordml" xmlns:w15="http://schemas.microsoft.com/office/word/2012/wordml" xmlns:w16cex="http://schemas.microsoft.com/office/word/2018/wordml/cex" xmlns:w16cid="http://schemas.microsoft.com/office/word/2016/wordml/cid" xmlns:w16="http://schemas.microsoft.com/office/word/2018/wordml" xmlns:w16du="http://schemas.microsoft.com/office/word/2023/wordml/word16du" xmlns:w16sdtdh="http://schemas.microsoft.com/office/word/2020/wordml/sdtdatahash" xmlns:w16sdtfl="http://schemas.microsoft.com/office/word/2024/wordml/sdtformatlock" xmlns:w16se="http://schemas.microsoft.com/office/word/2015/wordml/symex" mc:Ignorable="w14 w15 w16se w16cid w16 w16cex w16sdtdh w16sdtfl w16du">
   <w:docDefaults>
     <w:rPrDefault>
       <w:rPr>
@@ -3755,7 +3659,7 @@
     <w:semiHidden/>
     <w:unhideWhenUsed/>
   </w:style>
-  <w:style w:type="character" w:styleId="Textoennegrita">
+  <w:style w:type="character" w:styleId="Fuerte">
     <w:name w:val="Strong"/>
     <w:basedOn w:val="Fuentedeprrafopredeter"/>
     <w:uiPriority w:val="4"/>
@@ -3765,7 +3669,7 @@
       <w:rFonts w:asciiTheme="majorHAnsi" w:hAnsiTheme="majorHAnsi"/>
       <w:b/>
       <w:bCs/>
-      <w:color w:val="ED7D31" w:themeColor="accent2"/>
+      <w:color w:val="E97132" w:themeColor="accent2"/>
       <w:sz w:val="24"/>
     </w:rPr>
   </w:style>
@@ -3801,7 +3705,7 @@
 </file>
 
 <file path=word/glossary/webSettings.xml><?xml version="1.0" encoding="utf-8"?>
-<w:webSettings xmlns:mc="http://schemas.openxmlformats.org/markup-compatibility/2006" xmlns:r="http://schemas.openxmlformats.org/officeDocument/2006/relationships" xmlns:w="http://schemas.openxmlformats.org/wordprocessingml/2006/main" xmlns:w14="http://schemas.microsoft.com/office/word/2010/wordml" xmlns:w15="http://schemas.microsoft.com/office/word/2012/wordml" xmlns:w16cex="http://schemas.microsoft.com/office/word/2018/wordml/cex" xmlns:w16cid="http://schemas.microsoft.com/office/word/2016/wordml/cid" xmlns:w16="http://schemas.microsoft.com/office/word/2018/wordml" xmlns:w16du="http://schemas.microsoft.com/office/word/2023/wordml/word16du" xmlns:w16sdtdh="http://schemas.microsoft.com/office/word/2020/wordml/sdtdatahash" xmlns:w16se="http://schemas.microsoft.com/office/word/2015/wordml/symex" mc:Ignorable="w14 w15 w16se w16cid w16 w16cex w16sdtdh w16du">
+<w:webSettings xmlns:mc="http://schemas.openxmlformats.org/markup-compatibility/2006" xmlns:r="http://schemas.openxmlformats.org/officeDocument/2006/relationships" xmlns:w="http://schemas.openxmlformats.org/wordprocessingml/2006/main" xmlns:w14="http://schemas.microsoft.com/office/word/2010/wordml" xmlns:w15="http://schemas.microsoft.com/office/word/2012/wordml" xmlns:w16cex="http://schemas.microsoft.com/office/word/2018/wordml/cex" xmlns:w16cid="http://schemas.microsoft.com/office/word/2016/wordml/cid" xmlns:w16="http://schemas.microsoft.com/office/word/2018/wordml" xmlns:w16du="http://schemas.microsoft.com/office/word/2023/wordml/word16du" xmlns:w16sdtdh="http://schemas.microsoft.com/office/word/2020/wordml/sdtdatahash" xmlns:w16sdtfl="http://schemas.microsoft.com/office/word/2024/wordml/sdtformatlock" xmlns:w16se="http://schemas.microsoft.com/office/word/2015/wordml/symex" mc:Ignorable="w14 w15 w16se w16cid w16 w16cex w16sdtdh w16sdtfl w16du">
   <w:optimizeForBrowser/>
   <w:allowPNG/>
 </w:webSettings>
@@ -4069,11 +3973,12 @@
 </file>
 
 <file path=customXml/item1.xml><?xml version="1.0" encoding="utf-8"?>
-<p:properties xmlns:p="http://schemas.microsoft.com/office/2006/metadata/properties" xmlns:xsi="http://www.w3.org/2001/XMLSchema-instance" xmlns:pc="http://schemas.microsoft.com/office/infopath/2007/PartnerControls">
-  <documentManagement>
-    <MediaServiceKeyPoints xmlns="71af3243-3dd4-4a8d-8c0d-dd76da1f02a5" xsi:nil="true"/>
-  </documentManagement>
-</p:properties>
+<?mso-contentType ?>
+<FormTemplates xmlns="http://schemas.microsoft.com/sharepoint/v3/contenttype/forms">
+  <Display>DocumentLibraryForm</Display>
+  <Edit>DocumentLibraryForm</Edit>
+  <New>DocumentLibraryForm</New>
+</FormTemplates>
 </file>
 
 <file path=customXml/item2.xml><?xml version="1.0" encoding="utf-8"?>
@@ -4288,20 +4193,17 @@
 </file>
 
 <file path=customXml/item3.xml><?xml version="1.0" encoding="utf-8"?>
-<?mso-contentType ?>
-<FormTemplates xmlns="http://schemas.microsoft.com/sharepoint/v3/contenttype/forms">
-  <Display>DocumentLibraryForm</Display>
-  <Edit>DocumentLibraryForm</Edit>
-  <New>DocumentLibraryForm</New>
-</FormTemplates>
+<p:properties xmlns:p="http://schemas.microsoft.com/office/2006/metadata/properties" xmlns:xsi="http://www.w3.org/2001/XMLSchema-instance" xmlns:pc="http://schemas.microsoft.com/office/infopath/2007/PartnerControls">
+  <documentManagement>
+    <MediaServiceKeyPoints xmlns="71af3243-3dd4-4a8d-8c0d-dd76da1f02a5" xsi:nil="true"/>
+  </documentManagement>
+</p:properties>
 </file>
 
 <file path=customXml/itemProps1.xml><?xml version="1.0" encoding="utf-8"?>
-<ds:datastoreItem xmlns:ds="http://schemas.openxmlformats.org/officeDocument/2006/customXml" ds:itemID="{B550BB7C-2FBC-4612-9ECE-2EA076035D14}">
+<ds:datastoreItem xmlns:ds="http://schemas.openxmlformats.org/officeDocument/2006/customXml" ds:itemID="{BEA6D05B-AD60-405F-B8DB-FC61ABCDF8E2}">
   <ds:schemaRefs>
-    <ds:schemaRef ds:uri="http://schemas.microsoft.com/office/2006/metadata/properties"/>
-    <ds:schemaRef ds:uri="http://schemas.microsoft.com/office/infopath/2007/PartnerControls"/>
-    <ds:schemaRef ds:uri="71af3243-3dd4-4a8d-8c0d-dd76da1f02a5"/>
+    <ds:schemaRef ds:uri="http://schemas.microsoft.com/sharepoint/v3/contenttype/forms"/>
   </ds:schemaRefs>
 </ds:datastoreItem>
 </file>
@@ -4326,9 +4228,11 @@
 </file>
 
 <file path=customXml/itemProps3.xml><?xml version="1.0" encoding="utf-8"?>
-<ds:datastoreItem xmlns:ds="http://schemas.openxmlformats.org/officeDocument/2006/customXml" ds:itemID="{BEA6D05B-AD60-405F-B8DB-FC61ABCDF8E2}">
+<ds:datastoreItem xmlns:ds="http://schemas.openxmlformats.org/officeDocument/2006/customXml" ds:itemID="{B550BB7C-2FBC-4612-9ECE-2EA076035D14}">
   <ds:schemaRefs>
-    <ds:schemaRef ds:uri="http://schemas.microsoft.com/sharepoint/v3/contenttype/forms"/>
+    <ds:schemaRef ds:uri="http://schemas.microsoft.com/office/2006/metadata/properties"/>
+    <ds:schemaRef ds:uri="http://schemas.microsoft.com/office/infopath/2007/PartnerControls"/>
+    <ds:schemaRef ds:uri="71af3243-3dd4-4a8d-8c0d-dd76da1f02a5"/>
   </ds:schemaRefs>
 </ds:datastoreItem>
 </file>